--- a/Tom-tat-tung-bai/QT053_Pharmacotherapy_Anxiety_Review_Frontiers_2020.docx
+++ b/Tom-tat-tung-bai/QT053_Pharmacotherapy_Anxiety_Review_Frontiers_2020.docx
@@ -228,6 +228,69 @@
           <w:color w:val="5A5A5A"/>
         </w:rPr>
         <w:t>Đánh giá: ⭐⭐⭐ (3/5 — chất lượng NC; riêng scope-fit đã ghi trên)</w:t>
+      </w:r>
+    </w:p>
+    <w:p/>
+    <w:p>
+      <w:pPr>
+        <w:spacing w:line="360" w:lineRule="auto"/>
+      </w:pPr>
+      <w:r>
+        <w:rPr>
+          <w:rFonts w:ascii="Times New Roman" w:hAnsi="Times New Roman"/>
+          <w:b/>
+          <w:sz w:val="26"/>
+        </w:rPr>
+        <w:t>Tham khao</w:t>
+      </w:r>
+    </w:p>
+    <w:p>
+      <w:pPr>
+        <w:spacing w:line="360" w:lineRule="auto"/>
+      </w:pPr>
+      <w:r>
+        <w:rPr>
+          <w:rFonts w:ascii="Times New Roman" w:hAnsi="Times New Roman"/>
+          <w:sz w:val="24"/>
+        </w:rPr>
+        <w:t>Pharmacotherapy Anxiety Review Frontiers (2020). [Tieu de bai bao: [khong co trong canonical]]. [Tap chi/Nguon: [khong co trong canonical]], [vol/issue/pages: [khong co trong canonical]].</w:t>
+      </w:r>
+    </w:p>
+    <w:p>
+      <w:pPr>
+        <w:spacing w:line="360" w:lineRule="auto"/>
+      </w:pPr>
+      <w:r>
+        <w:rPr>
+          <w:rFonts w:ascii="Times New Roman" w:hAnsi="Times New Roman"/>
+          <w:sz w:val="24"/>
+        </w:rPr>
+        <w:t>PDF path: 02_Papers-goc/The-gioi_Au-My-Uc/QT053_Pharmacotherapy_Anxiety_Review_Frontiers_2020.pdf</w:t>
+      </w:r>
+    </w:p>
+    <w:p>
+      <w:pPr>
+        <w:spacing w:line="360" w:lineRule="auto"/>
+      </w:pPr>
+      <w:r>
+        <w:rPr>
+          <w:rFonts w:ascii="Times New Roman" w:hAnsi="Times New Roman"/>
+          <w:sz w:val="24"/>
+        </w:rPr>
+        <w:t>DOI: [khong co trong canonical] | PMID: [khong co trong canonical]</w:t>
+      </w:r>
+    </w:p>
+    <w:p/>
+    <w:p>
+      <w:pPr>
+        <w:spacing w:line="360" w:lineRule="auto"/>
+      </w:pPr>
+      <w:r>
+        <w:rPr>
+          <w:rFonts w:ascii="Times New Roman" w:hAnsi="Times New Roman"/>
+          <w:sz w:val="24"/>
+        </w:rPr>
+        <w:t>Bo sung Tham khao 07/06/2026 (auto-fill tu canonical_index)</w:t>
       </w:r>
     </w:p>
     <w:sectPr>
